--- a/docs/articles/publication/habr_final.docx
+++ b/docs/articles/publication/habr_final.docx
@@ -867,11 +867,7 @@
         <w:spacing w:before="0" w:after="0"/>
       </w:pPr>
       <w:r>
-        <w:rPr>
-          <w:rFonts w:ascii="Courier New" w:hAnsi="Courier New"/>
-          <w:sz w:val="18"/>
-        </w:rPr>
-        <w:t xml:space="preserve">    NASA API     :8099   — управление и статистика</w:t>
+        <w:t xml:space="preserve">    NAS_Jetson_Nano API     :8099   — управление и статистика</w:t>
       </w:r>
     </w:p>
     <w:p>
@@ -1170,11 +1166,7 @@
         <w:spacing w:after="40"/>
       </w:pPr>
       <w:r>
-        <w:rPr>
-          <w:rFonts w:ascii="Courier New" w:hAnsi="Courier New"/>
-          <w:sz w:val="18"/>
-        </w:rPr>
-        <w:t>nasa_api   custom FastAPI   8099   128m</w:t>
+        <w:t>nas_jetson_nano_api   custom FastAPI   8099   128m</w:t>
       </w:r>
     </w:p>
     <w:p>
@@ -1411,11 +1403,7 @@
         <w:spacing w:before="0" w:after="0"/>
       </w:pPr>
       <w:r>
-        <w:rPr>
-          <w:rFonts w:ascii="Courier New" w:hAnsi="Courier New"/>
-          <w:sz w:val="18"/>
-        </w:rPr>
-        <w:t>NASA HOME CLOUD — Daily Report</w:t>
+        <w:t>NAS_JETSON_NANO — Daily Report</w:t>
       </w:r>
     </w:p>
     <w:p>
@@ -1726,11 +1714,7 @@
         <w:spacing w:before="0" w:after="0"/>
       </w:pPr>
       <w:r>
-        <w:rPr>
-          <w:rFonts w:ascii="Courier New" w:hAnsi="Courier New"/>
-          <w:sz w:val="18"/>
-        </w:rPr>
-        <w:t xml:space="preserve">  -keyout /opt/nasa/nginx/ssl/nasa.key \</w:t>
+        <w:t xml:space="preserve">  -keyout /opt/nas_jetson_nano/nginx/ssl/nas_jetson_nano.key \</w:t>
       </w:r>
     </w:p>
     <w:p>
@@ -1739,11 +1723,7 @@
         <w:spacing w:before="0" w:after="0"/>
       </w:pPr>
       <w:r>
-        <w:rPr>
-          <w:rFonts w:ascii="Courier New" w:hAnsi="Courier New"/>
-          <w:sz w:val="18"/>
-        </w:rPr>
-        <w:t xml:space="preserve">  -out /opt/nasa/nginx/ssl/nasa.crt \</w:t>
+        <w:t xml:space="preserve">  -out /opt/nas_jetson_nano/nginx/ssl/nas_jetson_nano.crt \</w:t>
       </w:r>
     </w:p>
     <w:p>
@@ -1752,11 +1732,7 @@
         <w:spacing w:before="0" w:after="0"/>
       </w:pPr>
       <w:r>
-        <w:rPr>
-          <w:rFonts w:ascii="Courier New" w:hAnsi="Courier New"/>
-          <w:sz w:val="18"/>
-        </w:rPr>
-        <w:t xml:space="preserve">  -subj "/CN=nasa-home-cloud" \</w:t>
+        <w:t xml:space="preserve">  -subj "/CN=nas-jetson-nano" \</w:t>
       </w:r>
     </w:p>
     <w:p>
@@ -2094,12 +2070,7 @@
         <w:jc w:val="center"/>
       </w:pPr>
       <w:r>
-        <w:rPr>
-          <w:i/>
-          <w:color w:val="888888"/>
-          <w:sz w:val="20"/>
-        </w:rPr>
-        <w:t>[Скриншот: NASA API v0.6.0 — Swagger UI со всеми группами эндпоинтов]</w:t>
+        <w:t>[Скриншот: NAS_Jetson_Nano API v0.6.0 — Swagger UI со всеми группами эндпоинтов]</w:t>
       </w:r>
     </w:p>
     <w:p>
@@ -2400,13 +2371,12 @@
         <w:spacing w:after="120"/>
       </w:pPr>
       <w:r>
-        <w:rPr>
-          <w:b/>
-        </w:rPr>
-        <w:t>[github.com/AlexeyBorovskoy/Nasa_home](https://github.com/AlexeyBorovskoy/Nasa_home)</w:t>
+        <w:t>[github.com/AlexeyBorovskoy/NAS_Jetson_Nano](https://github.com/AlexeyBorovskoy/NAS_Jetson_Nano)</w:t>
       </w:r>
     </w:p>
     <w:sectPr>
+      <w:headerReference w:type="default" r:id="rId9"/>
+      <w:footerReference w:type="default" r:id="rId10"/>
       <w:pgSz w:w="12240" w:h="15840"/>
       <w:pgMar w:top="1134" w:right="1134" w:bottom="1134" w:left="1701" w:header="720" w:footer="720" w:gutter="0"/>
       <w:cols w:space="720"/>
@@ -2414,6 +2384,26 @@
     </w:sectPr>
   </w:body>
 </w:document>
+</file>
+
+<file path=word/footer1.xml><?xml version="1.0" encoding="utf-8"?>
+<w:ftr xmlns:m="http://schemas.openxmlformats.org/officeDocument/2006/math" xmlns:mc="http://schemas.openxmlformats.org/markup-compatibility/2006" xmlns:mo="http://schemas.microsoft.com/office/mac/office/2008/main" xmlns:mv="urn:schemas-microsoft-com:mac:vml" xmlns:o="urn:schemas-microsoft-com:office:office" xmlns:r="http://schemas.openxmlformats.org/officeDocument/2006/relationships" xmlns:v="urn:schemas-microsoft-com:vml" xmlns:w10="urn:schemas-microsoft-com:office:word" xmlns:w14="http://schemas.microsoft.com/office/word/2010/wordml" xmlns:w="http://schemas.openxmlformats.org/wordprocessingml/2006/main" xmlns:wne="http://schemas.microsoft.com/office/word/2006/wordml" xmlns:wp14="http://schemas.microsoft.com/office/word/2010/wordprocessingDrawing" xmlns:wp="http://schemas.openxmlformats.org/drawingml/2006/wordprocessingDrawing" xmlns:wpc="http://schemas.microsoft.com/office/word/2010/wordprocessingCanvas" xmlns:wpg="http://schemas.microsoft.com/office/word/2010/wordprocessingGroup" xmlns:wpi="http://schemas.microsoft.com/office/word/2010/wordprocessingInk" xmlns:wps="http://schemas.microsoft.com/office/word/2010/wordprocessingShape" mc:Ignorable="w14 wp14">
+  <w:p>
+    <w:pPr>
+      <w:pStyle w:val="Footer"/>
+    </w:pPr>
+  </w:p>
+</w:ftr>
+</file>
+
+<file path=word/header1.xml><?xml version="1.0" encoding="utf-8"?>
+<w:hdr xmlns:m="http://schemas.openxmlformats.org/officeDocument/2006/math" xmlns:mc="http://schemas.openxmlformats.org/markup-compatibility/2006" xmlns:mo="http://schemas.microsoft.com/office/mac/office/2008/main" xmlns:mv="urn:schemas-microsoft-com:mac:vml" xmlns:o="urn:schemas-microsoft-com:office:office" xmlns:r="http://schemas.openxmlformats.org/officeDocument/2006/relationships" xmlns:v="urn:schemas-microsoft-com:vml" xmlns:w10="urn:schemas-microsoft-com:office:word" xmlns:w14="http://schemas.microsoft.com/office/word/2010/wordml" xmlns:w="http://schemas.openxmlformats.org/wordprocessingml/2006/main" xmlns:wne="http://schemas.microsoft.com/office/word/2006/wordml" xmlns:wp14="http://schemas.microsoft.com/office/word/2010/wordprocessingDrawing" xmlns:wp="http://schemas.openxmlformats.org/drawingml/2006/wordprocessingDrawing" xmlns:wpc="http://schemas.microsoft.com/office/word/2010/wordprocessingCanvas" xmlns:wpg="http://schemas.microsoft.com/office/word/2010/wordprocessingGroup" xmlns:wpi="http://schemas.microsoft.com/office/word/2010/wordprocessingInk" xmlns:wps="http://schemas.microsoft.com/office/word/2010/wordprocessingShape" mc:Ignorable="w14 wp14">
+  <w:p>
+    <w:pPr>
+      <w:pStyle w:val="Header"/>
+    </w:pPr>
+  </w:p>
+</w:hdr>
 </file>
 
 <file path=word/numbering.xml><?xml version="1.0" encoding="utf-8"?>
